--- a/manuscript/submission_ready/01_Cover_Letter_Beilstein_KRAS.docx
+++ b/manuscript/submission_ready/01_Cover_Letter_Beilstein_KRAS.docx
@@ -76,7 +76,7 @@
     </w:p>
     <w:p>
       <w:r>
-        <w:t>This study represents the first comprehensive computational and Explainable AI framework evaluating 2D polymeric graphitic carbon nitride (g-C3N4) and B/P-doped nanostructures for the targeted delivery of 36 KRAS-G12D allosteric inhibitors and pancreatic therapeutics against crystal structure PDB 7RPZ.</w:t>
+        <w:t>The study integrates GFN2-xTB quantum-chemical adsorption modeling of pristine and B/P-doped 2D graphitic carbon nitride (g-C3N4), physical AutoDock Vina docking against the human KRAS-G12D crystal structure (PDB ID: 7RPZ, 1.45 Å; native MRTX1133 pose reproduced at 1.419 Å heavy-atom RMSD), and a leak-free nested cross-validated RidgeCV surrogate model, for a curated set of 33 KRAS-G12D allosteric inhibitors and PDAC therapeutics. All quantum, docking and machine-learning results in the manuscript are computed from the deposited pipeline; no descriptor or energy value is estimated from an empirical formula.</w:t>
       </w:r>
     </w:p>
     <w:p>

--- a/manuscript/submission_ready/01_Cover_Letter_Beilstein_KRAS.docx
+++ b/manuscript/submission_ready/01_Cover_Letter_Beilstein_KRAS.docx
@@ -76,7 +76,7 @@
     </w:p>
     <w:p>
       <w:r>
-        <w:t>The study integrates GFN2-xTB quantum-chemical adsorption modeling of pristine and B/P-doped 2D graphitic carbon nitride (g-C3N4), physical AutoDock Vina docking against the human KRAS-G12D crystal structure (PDB ID: 7RPZ, 1.45 Å; native MRTX1133 pose reproduced at 1.419 Å heavy-atom RMSD), and a leak-free nested cross-validated RidgeCV surrogate model, for a curated set of 33 KRAS-G12D allosteric inhibitors and PDAC therapeutics. All quantum, docking and machine-learning results in the manuscript are computed from the deposited pipeline; no descriptor or energy value is estimated from an empirical formula.</w:t>
+        <w:t>The study integrates GFN2-xTB quantum-chemical adsorption modeling of pristine and B/P-doped 2D graphitic carbon nitride (g-C3N4), physical AutoDock Vina docking against the human KRAS-G12D crystal structure (PDB ID: 7RPZ, 1.30 Å; native MRTX1133 pose reproduced at 1.419 Å heavy-atom RMSD), and a leak-free nested cross-validated RidgeCV surrogate model, for a curated set of 33 KRAS-G12D allosteric inhibitors and PDAC therapeutics. All quantum, docking and machine-learning results in the manuscript are computed from the deposited pipeline; no descriptor or energy value is estimated from an empirical formula.</w:t>
       </w:r>
     </w:p>
     <w:p>

--- a/manuscript/submission_ready/01_Cover_Letter_Beilstein_KRAS.docx
+++ b/manuscript/submission_ready/01_Cover_Letter_Beilstein_KRAS.docx
@@ -77,6 +77,11 @@
     <w:p>
       <w:r>
         <w:t>The study integrates GFN2-xTB quantum-chemical adsorption modeling of pristine and B/P-doped 2D graphitic carbon nitride (g-C3N4), physical AutoDock Vina docking against the human KRAS-G12D crystal structure (PDB ID: 7RPZ, 1.30 Å; native MRTX1133 pose reproduced at 1.419 Å heavy-atom RMSD), and a leak-free nested cross-validated RidgeCV surrogate model, for a curated set of 33 KRAS-G12D allosteric inhibitors and PDAC therapeutics. All quantum, docking and machine-learning results in the manuscript are computed from the deposited pipeline; no descriptor or energy value is estimated from an empirical formula.</w:t>
+      </w:r>
+    </w:p>
+    <w:p>
+      <w:r>
+        <w:t>The complete open-source pipeline, curated dataset and figure generators are archived at Zenodo (DOI: 10.5281/zenodo.22187819), fully reproducing every value and figure in the manuscript.</w:t>
       </w:r>
     </w:p>
     <w:p>
